--- a/report/Biomedical_ML_Lab1_Report.docx
+++ b/report/Biomedical_ML_Lab1_Report.docx
@@ -862,6 +862,32 @@
     <w:bookmarkEnd w:id="21"/>
     <w:bookmarkStart w:id="30" w:name="part-a-dataset-selection-and-exploration"/>
     <w:p>
+      <w:r>
+        <w:t>The repository is supplementary reproducibility material. The assignment requires one PDF report; no source code is reproduced within this report.</w:t>
+      </w:r>
+    </w:p>
+    <w:p>
+      <w:r>
+        <w:rPr>
+          <w:u w:val="single"/>
+        </w:rPr>
+        <w:t>https://github.com/burakcakirer/Biomedical_ML_Lab1</w:t>
+      </w:r>
+    </w:p>
+    <w:p>
+      <w:r>
+        <w:t>The complete project repository (source code, dataset split records, generated figures, and machine-readable metrics) is available at:</w:t>
+      </w:r>
+    </w:p>
+    <w:p>
+      <w:pPr>
+        <w:pStyle w:val="Heading2"/>
+      </w:pPr>
+      <w:r>
+        <w:t>GitHub Repository and Reproduction</w:t>
+      </w:r>
+    </w:p>
+    <w:p>
       <w:pPr>
         <w:pStyle w:val="Heading1"/>
       </w:pPr>
@@ -921,7 +947,7 @@
       <w:r>
         <w:drawing>
           <wp:inline>
-            <wp:extent cx="5801868" cy="2112700"/>
+            <wp:extent cx="5303520" cy="1931230"/>
             <wp:effectExtent b="0" l="0" r="0" t="0"/>
             <wp:docPr descr="Figure 1. Exploratory relationships of BMI and average blood pressure with the continuous disease-progression target. Wide scatter indicates that two predictors cannot explain all variation." title="" id="23" name="Picture"/>
             <a:graphic>
@@ -942,7 +968,7 @@
                   <pic:spPr bwMode="auto">
                     <a:xfrm>
                       <a:off x="0" y="0"/>
-                      <a:ext cx="5801868" cy="2112700"/>
+                      <a:ext cx="5303520" cy="1931230"/>
                     </a:xfrm>
                     <a:prstGeom prst="rect">
                       <a:avLst/>
@@ -1066,7 +1092,7 @@
       <w:r>
         <w:drawing>
           <wp:inline>
-            <wp:extent cx="5308092" cy="3344097"/>
+            <wp:extent cx="5303520" cy="3341216"/>
             <wp:effectExtent b="0" l="0" r="0" t="0"/>
             <wp:docPr descr="Figure 2. Distribution of the 569 diagnostic records across the two input features. The partially overlapping regions motivate probabilistic classification." title="" id="27" name="Picture"/>
             <a:graphic>
@@ -1087,7 +1113,7 @@
                   <pic:spPr bwMode="auto">
                     <a:xfrm>
                       <a:off x="0" y="0"/>
-                      <a:ext cx="5308092" cy="3344097"/>
+                      <a:ext cx="5303520" cy="3341216"/>
                     </a:xfrm>
                     <a:prstGeom prst="rect">
                       <a:avLst/>
@@ -2170,7 +2196,7 @@
       <w:r>
         <w:drawing>
           <wp:inline>
-            <wp:extent cx="5801868" cy="2171305"/>
+            <wp:extent cx="5303520" cy="1984802"/>
             <wp:effectExtent b="0" l="0" r="0" t="0"/>
             <wp:docPr descr="Figure 4. Baseline versus standardized OLS: identical test MAE, despite changed coefficient scales. Coefficient groups use different units and must not be compared directly." title="" id="36" name="Picture"/>
             <a:graphic>
@@ -2191,7 +2217,7 @@
                   <pic:spPr bwMode="auto">
                     <a:xfrm>
                       <a:off x="0" y="0"/>
-                      <a:ext cx="5801868" cy="2171305"/>
+                      <a:ext cx="5303520" cy="1984802"/>
                     </a:xfrm>
                     <a:prstGeom prst="rect">
                       <a:avLst/>
@@ -2766,7 +2792,7 @@
       <w:r>
         <w:drawing>
           <wp:inline>
-            <wp:extent cx="5616702" cy="3238648"/>
+            <wp:extent cx="5303520" cy="3058064"/>
             <wp:effectExtent b="0" l="0" r="0" t="0"/>
             <wp:docPr descr="Figure 5. Training loss versus iteration for four learning rates, shown on a log scale. η = 0.80 converges rapidly; η = 1.50 diverges." title="" id="40" name="Picture"/>
             <a:graphic>
@@ -2787,7 +2813,7 @@
                   <pic:spPr bwMode="auto">
                     <a:xfrm>
                       <a:off x="0" y="0"/>
-                      <a:ext cx="5616702" cy="3238648"/>
+                      <a:ext cx="5303520" cy="3058064"/>
                     </a:xfrm>
                     <a:prstGeom prst="rect">
                       <a:avLst/>
@@ -4803,7 +4829,7 @@
       <w:r>
         <w:drawing>
           <wp:inline>
-            <wp:extent cx="5616702" cy="3677067"/>
+            <wp:extent cx="5303520" cy="3472037"/>
             <wp:effectExtent b="0" l="0" r="0" t="0"/>
             <wp:docPr descr="Figure 8. Two-feature logistic decision boundary (dark line at predicted probability 0.5) and held-out records in training-standardized coordinates. Black rings mark test misclassifications." title="" id="53" name="Picture"/>
             <a:graphic>
@@ -4824,7 +4850,7 @@
                   <pic:spPr bwMode="auto">
                     <a:xfrm>
                       <a:off x="0" y="0"/>
-                      <a:ext cx="5616702" cy="3677067"/>
+                      <a:ext cx="5303520" cy="3472037"/>
                     </a:xfrm>
                     <a:prstGeom prst="rect">
                       <a:avLst/>
@@ -4858,7 +4884,7 @@
       <w:r>
         <w:drawing>
           <wp:inline>
-            <wp:extent cx="5616702" cy="2215126"/>
+            <wp:extent cx="5303520" cy="2091612"/>
             <wp:effectExtent b="0" l="0" r="0" t="0"/>
             <wp:docPr descr="Figure 9. Classification accuracy and malignant recall using one feature versus both features on the identical held-out partition." title="" id="56" name="Picture"/>
             <a:graphic>
@@ -4879,7 +4905,7 @@
                   <pic:spPr bwMode="auto">
                     <a:xfrm>
                       <a:off x="0" y="0"/>
-                      <a:ext cx="5616702" cy="2215126"/>
+                      <a:ext cx="5303520" cy="2091612"/>
                     </a:xfrm>
                     <a:prstGeom prst="rect">
                       <a:avLst/>
